--- a/Free-Quarry/Ultras/Psalm-131-Ultra-My-Soul-Upon-Me.docx
+++ b/Free-Quarry/Ultras/Psalm-131-Ultra-My-Soul-Upon-Me.docx
@@ -140,7 +140,7 @@
           <w:i w:val="0"/>
           <w:sz w:val="22"/>
         </w:rPr>
-        <w:t>Because its first claim is a thing not done. The king with everything to reach for says, in three lines, that his heart is not high, his eyes are not raised, and his feet have not gone about in great things; then he swears to the one thing he has done, which is to lay his own soul level, like a weaned child on its mother; then he hands the posture to Israel. The road-songs are for going up, and this one is sung by a man who has come down inside himself, in a world that sells the reach for great things harder than any before it. The famous picture is the child. The stone exists for the two words the picture usually loses: the soul is laid level before the child appears, and the child lies upon his mother as the soul lies upon me.</w:t>
+        <w:t>Because its first claim is a thing not done. The king with everything to reach for says, in three lines, that his heart is not high, his eyes are not raised, and his feet have not gone about in great things; then he swears to what he has done, which is to lay his own soul level, like a weaned child on its mother; then he hands the posture to Israel. The road-songs are for going up, and this one is sung by a man who has come down inside himself, in a world that sells the reach for great things harder than any before it. The famous picture is the child. The stone exists for the two words the picture usually loses: the soul is laid level before the child appears, and the child lies upon his mother as the soul lies upon me.</w:t>
       </w:r>
     </w:p>
     <w:p>
@@ -311,7 +311,7 @@
           <w:i w:val="0"/>
           <w:sz w:val="22"/>
         </w:rPr>
-        <w:t>and I have not walked about in great things, and in wonders beyond me.</w:t>
+        <w:t>and I have not walked about, in great things and in wonders beyond me.</w:t>
       </w:r>
     </w:p>
     <w:p>
@@ -421,7 +421,7 @@
           <w:i w:val="0"/>
           <w:sz w:val="20"/>
         </w:rPr>
-        <w:t>• YHWH (יְהוָה) — the NAME, in the vocative, and the witness sets a paseq after it, the small upright stroke that asks for a pause, so the Name and the no are never read in one breath: the psalm speaks the Name, stops, and only then says what the heart is not. The face carries YHWH, as the house does wherever the Hebrew has the Name.</w:t>
+        <w:t>• YHWH (יְהוָה) — the NAME, in the vocative, and the witness sets a legarmeh on it, the accent whose small upright stroke asks for a pause, so the Name and the no are never read in one breath: the psalm speaks the Name, stops, and only then says what the heart is not. The face carries YHWH, as the house does wherever the Hebrew has the Name.</w:t>
       </w:r>
     </w:p>
     <w:p>
@@ -434,7 +434,7 @@
           <w:i w:val="0"/>
           <w:sz w:val="20"/>
         </w:rPr>
-        <w:t>• lo-gavah libbi (לֹא־גָבַהּ לִבִּי) — my heart is not HIGH: gavah is height itself, the verb of a tall tree or a built-up wall, and a high heart is the idiom Scripture keeps mostly for kings. Uzziah, whose heart was high to his ruin, walked into the temple (2 Chronicles 26:16); the heart of Hezekiah was high after his healing (32:25); the prince of Tyre heard it three times (Ezekiel 28:2, 5, 17); and before a shattering the heart of a man is high (Proverbs 18:12). Only once is it praise, of Jehoshaphat, whose heart was high in the ways of YHWH (2 Chronicles 17:6). The BSB writes proud and the King James haughty; the Hebrew keeps the picture of height, which the next verse will answer with level.</w:t>
+        <w:t>• lo-gavah libbi (לֹא־גָבַהּ לִבִּי) — my heart is not HIGH: gavah is height itself, the verb of a tall tree or a built-up wall, and a high heart is the idiom Scripture keeps mostly for kings. Uzziah, whose heart was high to his ruin, walked into the temple (2 Chronicles 26:16); the heart of Hezekiah was high after his healing (32:25); the ruler of Tyre heard it three times, as prince and then as king (Ezekiel 28:2, 5, 17); and before a shattering the heart of a man is high (Proverbs 18:12). Only once is it praise, of Jehoshaphat, whose heart was high in the ways of YHWH (2 Chronicles 17:6). The BSB writes proud and the King James haughty; the Hebrew keeps the picture of height, which the next verse will answer with level.</w:t>
       </w:r>
     </w:p>
     <w:p>
@@ -447,7 +447,7 @@
           <w:i w:val="0"/>
           <w:sz w:val="20"/>
         </w:rPr>
-        <w:t>• ve-lo-ramu ʿeinai (וְלֹא־רָמוּ עֵינַי) — and my eyes are not RAISED: rum, the lifting verb, the second height-verb in one line, and raised eyes are the look the Bible gives to pride, the look that goes over people. High eyes head the seven things YHWH hates (Proverbs 6:17); a generation, how high its eyes, says Proverbs 30:13 with this very form, ramu, its only other place; high eyes YHWH brings low (Psalm 18:28, English 18:27); and in the psalm of David at 101, the man of high eyes and broad heart is the one he cannot endure (101:5). The law of the king uses this same verb of the heart, that it not be raised above his brothers (Deuteronomy 17:20). In Psalm 121 the pilgrim lifts his eyes to the hills; here the eyes stay where the heart is.</w:t>
+        <w:t>• ve-lo-ramu ʿeinai (וְלֹא־רָמוּ עֵינַי) — and my eyes are not RAISED: rum, the lifting verb, the second height-verb in one line, and raised eyes are the look the Bible gives to pride, the look that goes over people. High eyes head the seven things YHWH hates (Proverbs 6:17); a generation, how high its eyes, says Proverbs 30:13 with this very form, ramu; high eyes YHWH brings low (Psalm 18:28, English 18:27); and in the psalm of David at 101, the man of high eyes and broad heart is the one he cannot endure (101:5). The law of the king uses this same verb of the heart, that it not be raised above his brothers (Deuteronomy 17:20). In Psalm 121 the pilgrim lifts his eyes to the hills; here the eyes stay where the heart is.</w:t>
       </w:r>
     </w:p>
     <w:p>
@@ -460,7 +460,7 @@
           <w:i w:val="0"/>
           <w:sz w:val="20"/>
         </w:rPr>
-        <w:t>• ve-lo-hillakhti (וְלֹא־הִלַּכְתִּי) — and I have not WALKED ABOUT: the committees say aspire, occupy, concern, and the King James exercise myself; the Hebrew says walk, in the intensive form that means to go about, the going-about of a life. That form stands twenty times in the Bible, and in this shape, I have walked about, only three: here, and twice of a man going about in mourning, all the day long in Psalm 38:7 (English 38:6), and in Job 30:28. Heart, eyes, feet: the whole body declines the climb. The witness sets a second paseq after this word, a breath between the walking and where it did not go.</w:t>
+        <w:t>• ve-lo-hillakhti (וְלֹא־הִלַּכְתִּי) — and I have not WALKED ABOUT: the committees say aspire, occupy, concern, and the King James exercise myself; the Hebrew says walk, in the intensive form that means to go about, the going-about of a life. That form stands twenty-five times in the Hebrew of the Bible, and in this shape, I have walked about, only three: here, and twice of a man going about in mourning, all the day long in Psalm 38:7 (English 38:6), and in Job 30:28. Heart, eyes, feet: the whole body declines the climb. The witness sets the great shalshelet on this word, closed by the same upright stroke: the main pause in the last clause of the verse, a breath between the walking and where it did not go.</w:t>
       </w:r>
     </w:p>
     <w:p>
@@ -660,7 +660,7 @@
           <w:i w:val="0"/>
           <w:sz w:val="20"/>
         </w:rPr>
-        <w:t>• im-lo (אִם־לֹא) — SURELY: the form of an oath with its curse left unspoken. If I have not, says the swearer, and does not finish, and the unfinished if is the strongest yes the language has: YHWH swears by it at Isaiah 14:24 and Numbers 14:28, and the BSB and the King James print its plain sense, surely. In the Psalms only one other verse opens on these two words, and it is a threat (7:13). David swears about his own soul. The bare oath, if I have not levelled and stilled my soul, is the fork the face does not take.</w:t>
+        <w:t>• im-lo (אִם־לֹא) — SURELY: the form of an oath with its curse left unspoken. If I have not, says the swearer, and does not finish, and the unfinished if is the strongest yes the language has: YHWH swears by it at Isaiah 14:24 and Numbers 14:28, and the BSB and the King James print its plain sense, surely. In the Psalms only one other verse opens on these two words, and it is a threat (7:13, English 7:12). David swears about his own soul. The bare oath, if I have not levelled and stilled my soul, is the fork the face does not take.</w:t>
       </w:r>
     </w:p>
     <w:p>
@@ -673,7 +673,7 @@
           <w:i w:val="0"/>
           <w:sz w:val="20"/>
         </w:rPr>
-        <w:t>• shivviti (שִׁוִּיתִי) — I have LEVELLED: the verb of making level, of the farmer who, having ploughed, levels the face of his field before he scatters the seed (Isaiah 28:25), the one other piel of this root in the Bible besides Psalm 119:30. The witness files the word under the root that means to be even, equal, alike, and keeps the same-looking form of Psalm 16:8, where David sets YHWH before him, and of Isaiah 38:13, where Hezekiah composes himself till morning, under a second entry, to set and to place. The committees abstract it: calmed, stilled, composed, Young compared, and the King James behaved. The Hebrew keeps the ground. After the three refusals of the first verse, the first thing the psalm says it has done is a levelling, and it answers them in their own terms. The paseq after this word gives the face its comma.</w:t>
+        <w:t>• shivviti (שִׁוִּיתִי) — I have LEVELLED: the verb of making level, of the farmer who, having ploughed, levels the face of his field before he scatters the seed (Isaiah 28:25), the one other piel of this root in the Bible besides Psalm 119:30. The witness files the word under the root that means to be even, equal, alike, and keeps the same-looking form of Psalm 16:8, where David sets YHWH before him, and of Isaiah 38:13, where Hezekiah composes himself till morning, under a second entry, to set and to place. The committees abstract it: calmed, stilled, composed, Young compared, and the King James behaved. The Hebrew keeps the ground. After the three refusals of the first verse, the first thing the psalm says it has done is a levelling, and it answers them in their own terms. The legarmeh on this word gives the face its comma.</w:t>
       </w:r>
     </w:p>
     <w:p>
@@ -712,7 +712,7 @@
           <w:i w:val="0"/>
           <w:sz w:val="20"/>
         </w:rPr>
-        <w:t>• ke-gamul (כְּגָמֻל) — like a WEANED child: a passive participle of gamal, to bring to full term, to deal fully, the verb of the almonds that ripened on the rod of Aaron (Numbers 17:23, English 17:8), of the weaning feast of Isaac (Genesis 21:8), and of Psalm 13:6 and 116:7, YHWH has dealt bountifully with me, with you. A weaned child is a finished child: past the breast, with nothing left to demand, and still lying on her. The form stands four times in the Bible, twice here, once in Isaiah 11:8, where the weaned child puts his hand on the den of the viper, and once in Isaiah 28:9, those weaned from milk. Not a nursing infant: the picture is appetite ended, not appetite met.</w:t>
+        <w:t>• ke-gamul (כְּגָמֻל) — like a WEANED child: a passive participle of gamal, to bring to full term, to deal fully, the verb of the almonds that ripened on the rod of Aaron (Numbers 17:23, English 17:8), of the weaning feast of Isaac (Genesis 21:8), and of Psalm 13:6 and 116:7, YHWH has dealt fully upon me, upon you. A weaned child is a finished child: past the breast, with nothing left to demand, and still lying on her. The form stands four times in the Bible, twice here, once in Isaiah 11:8, where the weaned child puts his hand on the den of the viper, and once in Isaiah 28:9, those weaned from milk. Not a nursing infant: the picture is appetite ended, not appetite met.</w:t>
       </w:r>
     </w:p>
     <w:p>
@@ -738,7 +738,7 @@
           <w:i w:val="0"/>
           <w:sz w:val="20"/>
         </w:rPr>
-        <w:t>• ka-gamul ʿalai nafshi (כַּגָּמֻל עָלַי נַפְשִׁי) — like THE weaned child UPON ME is my soul: the article has arrived, and the preposition has come home. The first child was a weaned child, any child; the second is the weaned child, the one just named, and the mother has become me, where the BSB prints within me. David holds his soul as the mother holds the child, and the soul lies on him as the child lies on her, wanting nothing. The clause has no verb, but the verse has two, so the copula is supplied as ordinary idiom. Without its kaf, gamul ʿalai has the consonants of gamal ʿalai, he has dealt fully with me (Psalm 13:6), so the ear hears both at once; Psalm 116 holds the same three words in the other order, return, my soul, to your rest, for YHWH has dealt fully upon you (116:7); and the verdict on Hezekiah uses the roots of this turn to say the opposite, that he did not return according to the dealing upon him, for his heart was high (2 Chronicles 32:25).</w:t>
+        <w:t>• ka-gamul ʿalai nafshi (כַּגָּמֻל עָלַי נַפְשִׁי) — like THE weaned child UPON ME is my soul: the article has arrived, and the preposition has come home. The first child was a weaned child, any child; the second is the weaned child, the one just named, and the mother has become me, where the BSB prints within me. David holds his soul as the mother holds the child, and the soul lies on him as the child lies on her, wanting nothing. The clause has no verb, but the verse has two, so the copula is supplied as ordinary idiom. Without its kaf, gamul ʿalai has the consonants of gamal ʿalai, he has dealt fully upon me (Psalm 13:6), so the ear hears both at once; Psalm 116 holds the same three words in the other order, return, my soul, to your rest, for YHWH has dealt fully upon you (116:7); and the verdict on Hezekiah uses the roots of this turn to say the opposite, that he did not return according to the dealing upon him, for his heart was high (2 Chronicles 32:25).</w:t>
       </w:r>
     </w:p>
     <w:p>
@@ -945,7 +945,7 @@
           <w:i w:val="0"/>
           <w:sz w:val="22"/>
         </w:rPr>
-        <w:t>Three heights refused, then one verb of level. The first verse is a body declining the climb, organ by organ: heart not high, eyes not raised, feet not gone about in great things and in wonders beyond me, the pair of words the book of Job keeps for what only God does; the heart and the eyes are the organs the law of the king, the proverbs and the psalm of David at 101 use for pride. It is a song of ascents sung by a man who has stopped climbing. The second verse is an oath, and it answers height with level: the one thing done is shivviti, the farmer levelling the face of his field before the seed goes in, with the soul stilled under it, and only after the levelling does the child appear. The child is weaned, finished with the breast and finished crying for it, lying not at the breast but on the body, twice, the second time on the speaker, who has become the mother of his own soul. The third verse lifts the I to Israel with the line Psalm 130 already sent up from the depths, and closes on the horizon of the Watchman, from now and unto olam. The order is the argument: lowering first, levelling second, waiting last, because the one who has stopped reaching is the one who can wait. The psalm climbs nowhere; that is its ascent.</w:t>
+        <w:t>Three heights refused, then one verb of level. The first verse is a body declining the climb, organ by organ: heart not high, eyes not raised, feet not gone about in great things and in wonders beyond me, the pair of words the book of Job keeps for what only God does; the heart and the eyes are the organs the law of the king, the proverbs and the psalm of David at 101 use for pride. It is a song of ascents sung by a man who has stopped climbing. The second verse is an oath, and it answers height with level: the first thing done is shivviti, the farmer levelling the face of his field before the seed goes in, with the soul stilled under it, and only after the levelling does the child appear. The child is weaned, finished with the breast and finished crying for it, lying not at the breast but on the body, twice, the second time on the speaker, who has become the mother of his own soul. The third verse lifts the I to Israel with the line Psalm 130 already sent up from the depths, and closes on the horizon of the Watchman, from now and unto olam. The order is the argument: lowering first, levelling second, waiting last, because the one who has stopped reaching is the one who can wait. The psalm climbs nowhere; that is its ascent.</w:t>
       </w:r>
     </w:p>
     <w:p>
@@ -1341,7 +1341,7 @@
           <w:i w:val="0"/>
           <w:sz w:val="24"/>
         </w:rPr>
-        <w:t>and I have not walked about in great things, and in wonders beyond me.</w:t>
+        <w:t>and I have not walked about, in great things and in wonders beyond me.</w:t>
       </w:r>
     </w:p>
     <w:p>
@@ -1768,7 +1768,7 @@
           <w:i w:val="0"/>
           <w:sz w:val="20"/>
         </w:rPr>
-        <w:t>Harmonisation. The Psalm 121 stone renders the closing formula as from this time and unto olam; this stone keeps from now, the nearer to ʿattah, and the Psalm 121 docket takes the harmonisation (revise, never propagate). The face departs from the accent punctuation once, at the heading, which closes with a full stop as the shelf prints a heading; the first bullet declares it.</w:t>
+        <w:t>Harmonisation. The Psalm 121 stone renders the closing formula as from this time and unto olam; this stone keeps from now, the nearer to ʿattah, and the Psalm 121 docket takes the harmonisation (revise, never propagate). The face departs from the accent punctuation once, at the heading, which closes with a full stop as the shelf prints a heading; the second bullet declares it.</w:t>
       </w:r>
     </w:p>
     <w:p>
@@ -1782,6 +1782,19 @@
           <w:sz w:val="20"/>
         </w:rPr>
         <w:t>Pagination. Keep-with-next is set on every heading and label, every face line but its last, each cycle panel, the three blocks of the Entire, the round-trip and the signature block, as the Zephaniah exemplar sets it, so that no heading stands at the foot of a page apart from what it heads and no face or block splits across a page; the scaffold, like Ultra 21, set it only below the masthead. Nothing else in the format moves.</w:t>
+      </w:r>
+    </w:p>
+    <w:p>
+      <w:pPr>
+        <w:jc w:val="center"/>
+      </w:pPr>
+      <w:r>
+        <w:rPr>
+          <w:b w:val="0"/>
+          <w:i w:val="0"/>
+          <w:sz w:val="20"/>
+        </w:rPr>
+        <w:t>Step 6. Cut on the Free Quarry check of 12 October 2026, made on the stone at sha256 eb8cdf1be8cb2962, each defect first re-run against the witness: (1) the witness parses twenty-five Hebrew piel forms of halakh, one a verse, and the Aramaic intensive at Daniel 4:26 stands outside that count · (2) Job 22:12, of the stars, has ramu by lemma and parse, spelled with a doubled mem · (3) Ezekiel 28:2 and 28:5 are spoken to the prince, nagid, and 28:17 in the lament over the king, melekh (28:12) · (4) the three strokes close accents the witness marks as pauses, a legarmeh on YHWH and on shivviti and the great shalshelet on hillakhti, so the bullets name the accents and the glyph keeps its name paseq elsewhere · (5) Hebrew 7:1 is the heading alone, so 7:13 is English 7:12 · (6) the second verse has two verbs of doing, so the Recovery takes the first thing done and the foreword names what he has done · (7) gamal ʿal reads dealt fully upon throughout, as the stone glosses gamal and crowns ʿal. Fork A, taken as (a), Joe having left it to the Runner: the comma in 131:1 line 4 moves to the great shalshelet, where the accents pause, as the comma at levelled honours its legarmeh, and great things and wonders stay one pair under the one not; the face is otherwise the settled text. The claims check of the chisel had read only unprefixed verb codes in three of its counts; corrected, it holds 58 of 58, the walking count among them at twenty-five.</w:t>
       </w:r>
     </w:p>
     <w:sectPr>

--- a/Free-Quarry/Ultras/Psalm-131-Ultra-My-Soul-Upon-Me.docx
+++ b/Free-Quarry/Ultras/Psalm-131-Ultra-My-Soul-Upon-Me.docx
@@ -52,7 +52,7 @@
           <w:i w:val="0"/>
           <w:sz w:val="22"/>
         </w:rPr>
-        <w:t>Scaffold 11 October 2026  ·  two blooms, the settlement and the chisel 12 October 2026  ·  [check: date]</w:t>
+        <w:t>Scaffold 11 October 2026  ·  two blooms, the settlement, the chisel and the check 12 October 2026</w:t>
       </w:r>
     </w:p>
     <w:p>
@@ -180,7 +180,7 @@
           <w:i/>
           <w:sz w:val="20"/>
         </w:rPr>
-        <w:t>The Thirteenth Runner built the scaffold from a fresh witness, and the Free Quarry, on Opus 5.5, checked its panels and transliteration before any bloom. Fable 5.1 bloomed the psalm in the Free Quarry and bloomed it again, blind, in the Thirteenth Runner, then settled the two blooms line by line, both kept on record. The Thirteenth Runner, on Opus 5.5, chiselled the settled text against the witness and placed it on the stone; the Free Quarry, on Opus 5.5, checks the stone on the repository.</w:t>
+        <w:t>The Thirteenth Runner built the scaffold from a fresh witness, and the Free Quarry, on Opus 5.5, checked its panels and transliteration before any bloom. Fable 5.1 bloomed the psalm in the Free Quarry and bloomed it again, blind, in the Thirteenth Runner, then settled the two blooms line by line, both kept on record. The Thirteenth Runner, on Opus 5.5, chiselled the settled text against the witness and placed it on the stone; the Free Quarry, on Opus 5.5, checked the stone on the repository.</w:t>
       </w:r>
     </w:p>
     <w:p>
@@ -189,20 +189,6 @@
           <w:sz w:val="10"/>
         </w:rPr>
       </w:pPr>
-    </w:p>
-    <w:p>
-      <w:pPr>
-        <w:keepNext/>
-        <w:jc w:val="center"/>
-      </w:pPr>
-      <w:r>
-        <w:rPr>
-          <w:b w:val="0"/>
-          <w:i/>
-          <w:sz w:val="20"/>
-        </w:rPr>
-        <w:t>[Bloom part I of I — Psalm 131:1–3, the whole psalm in one sitting]</w:t>
-      </w:r>
     </w:p>
     <w:p>
       <w:pPr>
@@ -1577,7 +1563,7 @@
           <w:i/>
           <w:sz w:val="22"/>
         </w:rPr>
-        <w:t>— Bloomed by Fable 5.1 in the Free Quarry · bloomed again, blind, and settled by Fable 5.1 in the Thirteenth Runner · scaffolded, chiselled and built by the Thirteenth Runner on Opus 5.5 · checked by the Free Quarry on Opus 5.5</w:t>
+        <w:t>— Bloomed by Fable 5.1 in the Free Quarry · bloomed again, blind, and settled by Fable 5.1 in the Thirteenth Runner · scaffolded, chiselled, built and sealed by the Thirteenth Runner on Opus 5.5 · checked by the Free Quarry on Opus 5.5</w:t>
       </w:r>
     </w:p>
     <w:p>
@@ -1591,210 +1577,48 @@
           <w:i/>
           <w:sz w:val="20"/>
         </w:rPr>
-        <w:t>[Day and date of the seal]  ·  Newgate, Western Australia</w:t>
+        <w:t>Monday, 12 October 2026  ·  Newgate, Western Australia</w:t>
       </w:r>
     </w:p>
     <w:p>
       <w:pPr>
+        <w:keepLines/>
+        <w:spacing w:before="200"/>
         <w:jc w:val="center"/>
       </w:pPr>
       <w:r>
-        <w:rPr>
-          <w:b w:val="0"/>
-          <w:i/>
-          <w:sz w:val="20"/>
-        </w:rPr>
-        <w:t>[Seal — embedded last, at finalisation]</w:t>
-      </w:r>
-    </w:p>
-    <w:p>
-      <w:pPr>
-        <w:rPr>
-          <w:sz w:val="10"/>
-        </w:rPr>
-      </w:pPr>
-    </w:p>
-    <w:p>
-      <w:pPr>
-        <w:keepNext/>
-        <w:jc w:val="center"/>
-      </w:pPr>
-      <w:r>
-        <w:rPr>
-          <w:b/>
-          <w:i/>
-          <w:sz w:val="24"/>
-        </w:rPr>
-        <w:t>Scaffold notes for the checking chamber — removed at finalisation</w:t>
-      </w:r>
-    </w:p>
-    <w:p>
-      <w:pPr>
-        <w:jc w:val="center"/>
-      </w:pPr>
-      <w:r>
-        <w:rPr>
-          <w:b w:val="0"/>
-          <w:i w:val="0"/>
-          <w:sz w:val="20"/>
-        </w:rPr>
-        <w:t>Witness. The Westminster Leningrad Codex, wlc/Ps.xml from openscriptures/morphhb, fetched fresh on 11 October 2026, sha256 fe55eef316a65fb0. Every panel, line and assert value is derived from it; no Hebrew is typed. Psalm 131 holds 33 words in 27 graphic units, with 6 maqqefs, 3 paseqs and 3 sof pasuqs. The witness records no paragraph marker inside the psalm, no ketiv or qere, and no variant; its one note marks where the English verse 1 begins, and is declared at 131:1.</w:t>
-      </w:r>
-    </w:p>
-    <w:p>
-      <w:pPr>
-        <w:jc w:val="center"/>
-      </w:pPr>
-      <w:r>
-        <w:rPr>
-          <w:b w:val="0"/>
-          <w:i w:val="0"/>
-          <w:sz w:val="20"/>
-        </w:rPr>
-        <w:t>The English. The Berean Standard Bible, formats/txt/BSB.txt from scrollmapper/bible_databases (CC0), sha256 3fd87a26f01807e3, confirmed verse by verse against the Berean Standard Bible page at Bible Hub: the two sources agree word for word. Bible Hub prints the superscription as a heading above verse 1, and the corpus carries it at the head of 131:1; each cycle carries it there, as the shelf does for Psalms 23, 90 and 121. The page also carries an editorial section heading, which is not scripture and is not carried.</w:t>
-      </w:r>
-    </w:p>
-    <w:p>
-      <w:pPr>
-        <w:jc w:val="center"/>
-      </w:pPr>
-      <w:r>
-        <w:rPr>
-          <w:b w:val="0"/>
-          <w:i w:val="0"/>
-          <w:sz w:val="20"/>
-        </w:rPr>
-        <w:t>The Name. It stands at 131:1 and 131:3, and the face carries YHWH (§3.8). The BSB renders the Name in small capitals in its own text, and the received English is the witness (assert 15), so assert 10 runs over every paragraph except the three received-English paragraphs; these notes write around the word.</w:t>
-      </w:r>
-    </w:p>
-    <w:p>
-      <w:pPr>
-        <w:jc w:val="center"/>
-      </w:pPr>
-      <w:r>
-        <w:rPr>
-          <w:b w:val="0"/>
-          <w:i w:val="0"/>
-          <w:sz w:val="20"/>
-        </w:rPr>
-        <w:t>Lineation. The breaks are read from the accents in the witness, never chosen by eye. The specification says the poetic books follow their own accent table without printing it, so the working order used here is declared for the house to rule: oleh ve-yored; then atnach; then revia gadol, revia mugrash and great shalshelet; then tsinnor; then revia qatan and dechi; then pazer, mehuppakh legarmeh and azla legarmeh. The oleh ve-yored outranks the atnach, as the Free Quarry noted at step 1b; both divide a verse unconditionally, so the split changes no break. Every verse breaks first at its oleh ve-yored and atnach. The breaks were derived a second way, from the cantillation-division tree the witness itself records (the OSHB n attribute), and every break agrees.</w:t>
-      </w:r>
-    </w:p>
-    <w:p>
-      <w:pPr>
-        <w:jc w:val="center"/>
-      </w:pPr>
-      <w:r>
-        <w:rPr>
-          <w:b w:val="0"/>
-          <w:i w:val="0"/>
-          <w:sz w:val="20"/>
-        </w:rPr>
-        <w:t>Threshold. Four graphic units: a maqqef-joined group counts as one, a paseq not at all. At three, 131:1 would leave ve-lo-hillakhti standing alone and 131:2 nafshi; four is the lowest threshold at which no line stands as a single word. One line breaks below the top level: the middle of 131:1, five units, at the dechi on libbi. Result: four lines, three and two, 9 in all; at five or more the dechi break goes and the psalm runs to eight. Carried into the Structure block at the chisel.</w:t>
-      </w:r>
-    </w:p>
-    <w:p>
-      <w:pPr>
-        <w:jc w:val="center"/>
-      </w:pPr>
-      <w:r>
-        <w:rPr>
-          <w:b w:val="0"/>
-          <w:i w:val="0"/>
-          <w:sz w:val="20"/>
-        </w:rPr>
-        <w:t>Transliteration. Annex A, written by a transliterator applying the table, and regression-tested against Ultra 21 on the repository: it reproduces all fifteen of its single-line transliterations and all 34 of its assembled lines exactly. Two applications to confirm: u-be-niflaʾot keeps the stop form of the one-letter preposition where the pointing softens it after the vowel, as be-ʿitto does; and bigdolot takes no hyphen, since its preposition is pointed with hireq, not shva, as livnei in Ultra 21. The paseq is not carried into the transliteration. Annex A gives the atnach a semicolon, each lesser break a comma and the silluq a full stop; it is silent on the oleh ve-yored, which outranks the atnach in the poetic books. The scaffold gives it a semicolon, for the house to rule and the table to take. Second hand discharged (§6): at step 1b the Free Quarry diffed its own transliteration against this one, and the two agree on every line.</w:t>
-      </w:r>
-    </w:p>
-    <w:p>
-      <w:pPr>
-        <w:jc w:val="center"/>
-      </w:pPr>
-      <w:r>
-        <w:rPr>
-          <w:b w:val="0"/>
-          <w:i w:val="0"/>
-          <w:sz w:val="20"/>
-        </w:rPr>
-        <w:t>Slots. Filled at the chisel, except four that wait for finalisation: the bloom part marker, the check date in the masthead, the date of the seal and the seal itself. The Round-Trip is used on one verse, 131:2, composed from the settled face.</w:t>
-      </w:r>
-    </w:p>
-    <w:p>
-      <w:pPr>
-        <w:jc w:val="center"/>
-      </w:pPr>
-      <w:r>
-        <w:rPr>
-          <w:b w:val="0"/>
-          <w:i w:val="0"/>
-          <w:sz w:val="20"/>
-        </w:rPr>
-        <w:t>Chisel. The settled text came from the Runner as a file, sha256 bdcde20487dc2bc2, with both blooms on record: the Quarry bloom, sha256 f428e88585cf136b, and the blind Runner bloom, sha256 a91bedc5e57ae67d. The face settlement was asserted both ways: every line where the two blooms differ is logged as a difference, and every logged difference is real; each settled line is one bloom line word for word, except 131:3 line 1, which takes the Quarry words with the Runner semicolon, as logged.</w:t>
-      </w:r>
-    </w:p>
-    <w:p>
-      <w:pPr>
-        <w:jc w:val="center"/>
-      </w:pPr>
-      <w:r>
-        <w:rPr>
-          <w:b w:val="0"/>
-          <w:i w:val="0"/>
-          <w:sz w:val="20"/>
-        </w:rPr>
-        <w:t>Claims. Every count and cross-reference in the masthead, the foreword, the bullets and the Recovery was checked against the full Westminster Leningrad Codex, fetched fresh for the chisel (39 books, byte-identical to the bloom-side copy), and the English named in the bullets against the BSB, the King James and Young from the same public corpus: 58 checks, all holding once the cuts below are made.</w:t>
-      </w:r>
-    </w:p>
-    <w:p>
-      <w:pPr>
-        <w:jc w:val="center"/>
-      </w:pPr>
-      <w:r>
-        <w:rPr>
-          <w:b w:val="0"/>
-          <w:i w:val="0"/>
-          <w:sz w:val="20"/>
-        </w:rPr>
-        <w:t>Cuts, each checked against the witness: (1) the silluq closes every verse, so the oleh ve-yored is the strongest pause inside one · (2) the claim named every committee, so the stone now names the two fetched for the chisel, BSB proud and King James haughty · (3) all the day stands in Psalm 38:7 only, not in Job 30:28 · (4) a fifth verse holds both words as one phrase, great wonders, at Psalm 136:4, and Job 37:5 says we do not know rather than no one can search out · (5) Job 42:3 stands inside his last speech (42:2-6), not at its end · (6) the claim named every committee, so the stone now names the two fetched for the chisel that print Surely · (7) the first verse has two verbs of height and one of walking, and the second verse has two verbs of doing, not one · (8) 62:2 has the noun dumiyyah in a statement, and only 62:6 is the command · (9) Lamentations 3:26 has yachil and dumam, an adjective and an adverb of the two roots, not the verbs · (10) gamul is a passive participle, tagged as such in all four places · (11) name the committee the chisel fetched · (12) the King James and Young, both fetched, do not print within me · (13) ka-gamul carries a kaf that gamal does not · (14) Lamentations 3:26 has the adjective yachil, not the verb · (15) settled at the chisel, the stone keeps now and the Psalm 121 docket takes the harmonisation · (16) the first verse has two verbs of height and one of walking · (17) those texts name the heart and the eyes, not the feet.</w:t>
-      </w:r>
-    </w:p>
-    <w:p>
-      <w:pPr>
-        <w:jc w:val="center"/>
-      </w:pPr>
-      <w:r>
-        <w:rPr>
-          <w:b w:val="0"/>
-          <w:i w:val="0"/>
-          <w:sz w:val="20"/>
-        </w:rPr>
-        <w:t>Harmonisation. The Psalm 121 stone renders the closing formula as from this time and unto olam; this stone keeps from now, the nearer to ʿattah, and the Psalm 121 docket takes the harmonisation (revise, never propagate). The face departs from the accent punctuation once, at the heading, which closes with a full stop as the shelf prints a heading; the second bullet declares it.</w:t>
-      </w:r>
-    </w:p>
-    <w:p>
-      <w:pPr>
-        <w:jc w:val="center"/>
-      </w:pPr>
-      <w:r>
-        <w:rPr>
-          <w:b w:val="0"/>
-          <w:i w:val="0"/>
-          <w:sz w:val="20"/>
-        </w:rPr>
-        <w:t>Pagination. Keep-with-next is set on every heading and label, every face line but its last, each cycle panel, the three blocks of the Entire, the round-trip and the signature block, as the Zephaniah exemplar sets it, so that no heading stands at the foot of a page apart from what it heads and no face or block splits across a page; the scaffold, like Ultra 21, set it only below the masthead. Nothing else in the format moves.</w:t>
-      </w:r>
-    </w:p>
-    <w:p>
-      <w:pPr>
-        <w:jc w:val="center"/>
-      </w:pPr>
-      <w:r>
-        <w:rPr>
-          <w:b w:val="0"/>
-          <w:i w:val="0"/>
-          <w:sz w:val="20"/>
-        </w:rPr>
-        <w:t>Step 6. Cut on the Free Quarry check of 12 October 2026, made on the stone at sha256 eb8cdf1be8cb2962, each defect first re-run against the witness: (1) the witness parses twenty-five Hebrew piel forms of halakh, one a verse, and the Aramaic intensive at Daniel 4:26 stands outside that count · (2) Job 22:12, of the stars, has ramu by lemma and parse, spelled with a doubled mem · (3) Ezekiel 28:2 and 28:5 are spoken to the prince, nagid, and 28:17 in the lament over the king, melekh (28:12) · (4) the three strokes close accents the witness marks as pauses, a legarmeh on YHWH and on shivviti and the great shalshelet on hillakhti, so the bullets name the accents and the glyph keeps its name paseq elsewhere · (5) Hebrew 7:1 is the heading alone, so 7:13 is English 7:12 · (6) the second verse has two verbs of doing, so the Recovery takes the first thing done and the foreword names what he has done · (7) gamal ʿal reads dealt fully upon throughout, as the stone glosses gamal and crowns ʿal. Fork A, taken as (a), Joe having left it to the Runner: the comma in 131:1 line 4 moves to the great shalshelet, where the accents pause, as the comma at levelled honours its legarmeh, and great things and wonders stay one pair under the one not; the face is otherwise the settled text. The claims check of the chisel had read only unprefixed verb codes in three of its counts; corrected, it holds 58 of 58, the walking count among them at twenty-five.</w:t>
+        <w:drawing>
+          <wp:inline xmlns:a="http://schemas.openxmlformats.org/drawingml/2006/main" xmlns:pic="http://schemas.openxmlformats.org/drawingml/2006/picture">
+            <wp:extent cx="1645920" cy="898668"/>
+            <wp:docPr id="1" name="Picture 1"/>
+            <wp:cNvGraphicFramePr>
+              <a:graphicFrameLocks noChangeAspect="1"/>
+            </wp:cNvGraphicFramePr>
+            <a:graphic>
+              <a:graphicData uri="http://schemas.openxmlformats.org/drawingml/2006/picture">
+                <pic:pic>
+                  <pic:nvPicPr>
+                    <pic:cNvPr id="0" name="SealM-master.png"/>
+                    <pic:cNvPicPr/>
+                  </pic:nvPicPr>
+                  <pic:blipFill>
+                    <a:blip r:embed="rId9"/>
+                    <a:stretch>
+                      <a:fillRect/>
+                    </a:stretch>
+                  </pic:blipFill>
+                  <pic:spPr>
+                    <a:xfrm>
+                      <a:off x="0" y="0"/>
+                      <a:ext cx="1645920" cy="898668"/>
+                    </a:xfrm>
+                    <a:prstGeom prst="rect"/>
+                  </pic:spPr>
+                </pic:pic>
+              </a:graphicData>
+            </a:graphic>
+          </wp:inline>
+        </w:drawing>
       </w:r>
     </w:p>
     <w:sectPr>

--- a/Free-Quarry/Ultras/Psalm-131-Ultra-My-Soul-Upon-Me.docx
+++ b/Free-Quarry/Ultras/Psalm-131-Ultra-My-Soul-Upon-Me.docx
@@ -897,7 +897,7 @@
           <w:i w:val="0"/>
           <w:sz w:val="20"/>
         </w:rPr>
-        <w:t>• meʿattah ve-ʿad-ʿolam (מֵעַתָּה וְעַד־עוֹלָם) — from NOW and unto OLAM: olam is the hidden-horizon word, what runs out of sight, kept untranslated as the shelf keeps it, where the committees fold it into forevermore. The phrase stands eight times in the Bible, five of them in the Psalter (113:2, 115:18, 121:8, 125:2, 131:3), three of those in the road-songs, and the rest in Isaiah (9:6, English 9:7; 59:21) and Micah (4:7). It is the last line of the Watchman (121:8), and here it is the last line of the weaned child: the stillness has no end date. The Psalm 121 stone renders the formula as from this time and unto olam; this stone takes the one-word now of ʿattah, the nearer of the two.</w:t>
+        <w:t>• meʿattah ve-ʿad-ʿolam (מֵעַתָּה וְעַד־עוֹלָם) — from NOW and unto OLAM: olam is the hidden-horizon word, what runs out of sight, kept untranslated as the shelf keeps it, where the committees fold it into forevermore. The phrase stands eight times in the Bible, five of them in the Psalter (113:2, 115:18, 121:8, 125:2, 131:3), three of those in the road-songs, and the rest in Isaiah (9:6, English 9:7; 59:21) and Micah (4:7). It is the last line of the Watchman (121:8), and here it is the last line of the weaned child: the stillness has no end date. The Psalm 121 stone, since its tenth cutting, takes the same one-word now of ʿattah.</w:t>
       </w:r>
     </w:p>
     <w:p>
@@ -1496,6 +1496,26 @@
           <w:sz w:val="20"/>
         </w:rPr>
         <w:t>Where the English and the Hebrew part: the Surely of the face returns as akhen, an adverb, where the witness has the oath im-lo; upon returns as plain ʿal where the witness has the poetic ʿalei; and the is of the third line returns as nothing, since the Hebrew needs no copula. The weaned child is spelled full, with the vav, as Isaiah 11:8 spells it; the witness spells it short.</w:t>
+      </w:r>
+    </w:p>
+    <w:p>
+      <w:pPr>
+        <w:rPr>
+          <w:sz w:val="10"/>
+        </w:rPr>
+      </w:pPr>
+    </w:p>
+    <w:p>
+      <w:pPr>
+        <w:jc w:val="center"/>
+      </w:pPr>
+      <w:r>
+        <w:rPr>
+          <w:b w:val="0"/>
+          <w:i/>
+          <w:sz w:val="20"/>
+        </w:rPr>
+        <w:t>Revised 12 October 2026, after the seal: one sentence of the meʿattah bullet brought up to date with the tenth cutting of the Psalm 121 stone, which now reads from now as this stone does. Nothing else moved.</w:t>
       </w:r>
     </w:p>
     <w:p>

--- a/Free-Quarry/Ultras/Psalm-131-Ultra-My-Soul-Upon-Me.docx
+++ b/Free-Quarry/Ultras/Psalm-131-Ultra-My-Soul-Upon-Me.docx
@@ -1507,6 +1507,152 @@
     </w:p>
     <w:p>
       <w:pPr>
+        <w:keepNext/>
+        <w:jc w:val="center"/>
+      </w:pPr>
+      <w:r>
+        <w:rPr>
+          <w:b/>
+          <w:i w:val="0"/>
+          <w:sz w:val="36"/>
+        </w:rPr>
+        <w:t>A Prayer to Say</w:t>
+      </w:r>
+    </w:p>
+    <w:p>
+      <w:pPr>
+        <w:keepNext/>
+        <w:jc w:val="center"/>
+      </w:pPr>
+      <w:r>
+        <w:rPr>
+          <w:b w:val="0"/>
+          <w:i/>
+          <w:sz w:val="20"/>
+        </w:rPr>
+        <w:t>Not part of the rendering: a short prayer in the first person, answering what the bloom revealed, for the reader to say aloud.</w:t>
+      </w:r>
+    </w:p>
+    <w:p>
+      <w:pPr>
+        <w:keepNext/>
+        <w:jc w:val="center"/>
+      </w:pPr>
+      <w:r>
+        <w:rPr>
+          <w:b/>
+          <w:i w:val="0"/>
+          <w:sz w:val="24"/>
+        </w:rPr>
+        <w:t>YHWH, my heart has climbed, and my eyes have gone up.</w:t>
+      </w:r>
+    </w:p>
+    <w:p>
+      <w:pPr>
+        <w:keepNext/>
+        <w:jc w:val="center"/>
+      </w:pPr>
+      <w:r>
+        <w:rPr>
+          <w:b/>
+          <w:i w:val="0"/>
+          <w:sz w:val="24"/>
+        </w:rPr>
+        <w:t>I will not seek great things for myself;</w:t>
+      </w:r>
+    </w:p>
+    <w:p>
+      <w:pPr>
+        <w:keepNext/>
+        <w:jc w:val="center"/>
+      </w:pPr>
+      <w:r>
+        <w:rPr>
+          <w:b/>
+          <w:i w:val="0"/>
+          <w:sz w:val="24"/>
+        </w:rPr>
+        <w:t>the wonders beyond me I leave beyond me.</w:t>
+      </w:r>
+    </w:p>
+    <w:p>
+      <w:pPr>
+        <w:keepNext/>
+        <w:jc w:val="center"/>
+      </w:pPr>
+      <w:r>
+        <w:rPr>
+          <w:b/>
+          <w:i w:val="0"/>
+          <w:sz w:val="24"/>
+        </w:rPr>
+        <w:t>I will level my soul like a field; the seed is yours.</w:t>
+      </w:r>
+    </w:p>
+    <w:p>
+      <w:pPr>
+        <w:keepNext/>
+        <w:jc w:val="center"/>
+      </w:pPr>
+      <w:r>
+        <w:rPr>
+          <w:b/>
+          <w:i w:val="0"/>
+          <w:sz w:val="24"/>
+        </w:rPr>
+        <w:t>I will still the part of me that wants, and hold it as my mother held me;</w:t>
+      </w:r>
+    </w:p>
+    <w:p>
+      <w:pPr>
+        <w:keepNext/>
+        <w:jc w:val="center"/>
+      </w:pPr>
+      <w:r>
+        <w:rPr>
+          <w:b/>
+          <w:i w:val="0"/>
+          <w:sz w:val="24"/>
+        </w:rPr>
+        <w:t>let it lie upon me, weaned, wanting nothing.</w:t>
+      </w:r>
+    </w:p>
+    <w:p>
+      <w:pPr>
+        <w:keepNext/>
+        <w:jc w:val="center"/>
+      </w:pPr>
+      <w:r>
+        <w:rPr>
+          <w:b/>
+          <w:i w:val="0"/>
+          <w:sz w:val="24"/>
+        </w:rPr>
+        <w:t>I will wait for you with Israel, and with whoever is in the room;</w:t>
+      </w:r>
+    </w:p>
+    <w:p>
+      <w:pPr>
+        <w:jc w:val="center"/>
+      </w:pPr>
+      <w:r>
+        <w:rPr>
+          <w:b/>
+          <w:i w:val="0"/>
+          <w:sz w:val="24"/>
+        </w:rPr>
+        <w:t>from now and unto olam.</w:t>
+      </w:r>
+    </w:p>
+    <w:p>
+      <w:pPr>
+        <w:rPr>
+          <w:sz w:val="10"/>
+        </w:rPr>
+      </w:pPr>
+    </w:p>
+    <w:p>
+      <w:pPr>
         <w:jc w:val="center"/>
       </w:pPr>
       <w:r>
@@ -1516,6 +1662,26 @@
           <w:sz w:val="20"/>
         </w:rPr>
         <w:t>Revised 12 October 2026, after the seal: one sentence of the meʿattah bullet brought up to date with the tenth cutting of the Psalm 121 stone, which now reads from now as this stone does. Nothing else moved.</w:t>
+      </w:r>
+    </w:p>
+    <w:p>
+      <w:pPr>
+        <w:rPr>
+          <w:sz w:val="10"/>
+        </w:rPr>
+      </w:pPr>
+    </w:p>
+    <w:p>
+      <w:pPr>
+        <w:jc w:val="center"/>
+      </w:pPr>
+      <w:r>
+        <w:rPr>
+          <w:b w:val="0"/>
+          <w:i/>
+          <w:sz w:val="20"/>
+        </w:rPr>
+        <w:t>Added 14 October 2026, after the seal: A Prayer to Say, the first on an Ultra, as the house tries the form of the Prayers of Devotion on its stones. Fable 5.1 wrote it twice, blind, in the Free Quarry and in the Thirteenth Runner, and settled the two in the Thirteenth Runner; the Thirteenth Runner, on Opus 5.5, chiselled it and placed it here. Nothing else moved.</w:t>
       </w:r>
     </w:p>
     <w:p>
